--- a/CÔNG TY TNHH TM DV ĐẠI HỒNG PHÁT/Ho_so_giai_the_Dai_Hong_Phat/DaiHongPhat_UyQuyen.docx
+++ b/CÔNG TY TNHH TM DV ĐẠI HỒNG PHÁT/Ho_so_giai_the_Dai_Hong_Phat/DaiHongPhat_UyQuyen.docx
@@ -1,6 +1,6 @@
 
 <file path=word/document.xml><?xml version="1.0" encoding="utf-8"?>
-<w:document xmlns:wpc="http://schemas.microsoft.com/office/word/2010/wordprocessingCanvas" xmlns:cx="http://schemas.microsoft.com/office/drawing/2014/chartex" xmlns:cx1="http://schemas.microsoft.com/office/drawing/2015/9/8/chartex" xmlns:mc="http://schemas.openxmlformats.org/markup-compatibility/2006" xmlns:o="urn:schemas-microsoft-com:office:office" xmlns:r="http://schemas.openxmlformats.org/officeDocument/2006/relationships" xmlns:m="http://schemas.openxmlformats.org/officeDocument/2006/math" xmlns:v="urn:schemas-microsoft-com:vml" xmlns:wp14="http://schemas.microsoft.com/office/word/2010/wordprocessingDrawing" xmlns:wp="http://schemas.openxmlformats.org/drawingml/2006/wordprocessingDrawing" xmlns:w10="urn:schemas-microsoft-com:office:word" xmlns:w="http://schemas.openxmlformats.org/wordprocessingml/2006/main" xmlns:w14="http://schemas.microsoft.com/office/word/2010/wordml" xmlns:w15="http://schemas.microsoft.com/office/word/2012/wordml" xmlns:w16se="http://schemas.microsoft.com/office/word/2015/wordml/symex" xmlns:wpg="http://schemas.microsoft.com/office/word/2010/wordprocessingGroup" xmlns:wpi="http://schemas.microsoft.com/office/word/2010/wordprocessingInk" xmlns:wne="http://schemas.microsoft.com/office/word/2006/wordml" xmlns:wps="http://schemas.microsoft.com/office/word/2010/wordprocessingShape" mc:Ignorable="w14 w15 w16se wp14">
+<w:document xmlns:wpc="http://schemas.microsoft.com/office/word/2010/wordprocessingCanvas" xmlns:cx="http://schemas.microsoft.com/office/drawing/2014/chartex" xmlns:cx1="http://schemas.microsoft.com/office/drawing/2015/9/8/chartex" xmlns:cx2="http://schemas.microsoft.com/office/drawing/2015/10/21/chartex" xmlns:cx3="http://schemas.microsoft.com/office/drawing/2016/5/9/chartex" xmlns:cx4="http://schemas.microsoft.com/office/drawing/2016/5/10/chartex" xmlns:cx5="http://schemas.microsoft.com/office/drawing/2016/5/11/chartex" xmlns:cx6="http://schemas.microsoft.com/office/drawing/2016/5/12/chartex" xmlns:cx7="http://schemas.microsoft.com/office/drawing/2016/5/13/chartex" xmlns:cx8="http://schemas.microsoft.com/office/drawing/2016/5/14/chartex" xmlns:mc="http://schemas.openxmlformats.org/markup-compatibility/2006" xmlns:aink="http://schemas.microsoft.com/office/drawing/2016/ink" xmlns:am3d="http://schemas.microsoft.com/office/drawing/2017/model3d" xmlns:o="urn:schemas-microsoft-com:office:office" xmlns:oel="http://schemas.microsoft.com/office/2019/extlst" xmlns:r="http://schemas.openxmlformats.org/officeDocument/2006/relationships" xmlns:m="http://schemas.openxmlformats.org/officeDocument/2006/math" xmlns:v="urn:schemas-microsoft-com:vml" xmlns:wp14="http://schemas.microsoft.com/office/word/2010/wordprocessingDrawing" xmlns:wp="http://schemas.openxmlformats.org/drawingml/2006/wordprocessingDrawing" xmlns:w10="urn:schemas-microsoft-com:office:word" xmlns:w="http://schemas.openxmlformats.org/wordprocessingml/2006/main" xmlns:w14="http://schemas.microsoft.com/office/word/2010/wordml" xmlns:w15="http://schemas.microsoft.com/office/word/2012/wordml" xmlns:w16cex="http://schemas.microsoft.com/office/word/2018/wordml/cex" xmlns:w16cid="http://schemas.microsoft.com/office/word/2016/wordml/cid" xmlns:w16="http://schemas.microsoft.com/office/word/2018/wordml" xmlns:w16du="http://schemas.microsoft.com/office/word/2023/wordml/word16du" xmlns:w16sdtdh="http://schemas.microsoft.com/office/word/2020/wordml/sdtdatahash" xmlns:w16sdtfl="http://schemas.microsoft.com/office/word/2024/wordml/sdtformatlock" xmlns:w16se="http://schemas.microsoft.com/office/word/2015/wordml/symex" xmlns:wpg="http://schemas.microsoft.com/office/word/2010/wordprocessingGroup" xmlns:wpi="http://schemas.microsoft.com/office/word/2010/wordprocessingInk" xmlns:wne="http://schemas.microsoft.com/office/word/2006/wordml" xmlns:wps="http://schemas.microsoft.com/office/word/2010/wordprocessingShape" mc:Ignorable="w14 w15 w16se w16cid w16 w16cex w16sdtdh w16sdtfl w16du wp14">
   <w:body>
     <w:p>
       <w:pPr>
@@ -76,15 +76,6 @@
           <w:sz w:val="24"/>
           <w:szCs w:val="24"/>
         </w:rPr>
-        <w:t xml:space="preserve"> 29</w:t>
-      </w:r>
-      <w:r>
-        <w:rPr>
-          <w:rFonts w:ascii="Times New Roman" w:hAnsi="Times New Roman" w:cs="Times New Roman"/>
-          <w:color w:val="000000" w:themeColor="text1"/>
-          <w:sz w:val="24"/>
-          <w:szCs w:val="24"/>
-        </w:rPr>
         <w:t xml:space="preserve"> </w:t>
       </w:r>
       <w:r>
@@ -94,7 +85,43 @@
           <w:sz w:val="24"/>
           <w:szCs w:val="24"/>
         </w:rPr>
-        <w:t xml:space="preserve">tháng 7 </w:t>
+        <w:t>1</w:t>
+      </w:r>
+      <w:r>
+        <w:rPr>
+          <w:rFonts w:ascii="Times New Roman" w:hAnsi="Times New Roman" w:cs="Times New Roman"/>
+          <w:color w:val="000000" w:themeColor="text1"/>
+          <w:sz w:val="24"/>
+          <w:szCs w:val="24"/>
+        </w:rPr>
+        <w:t xml:space="preserve"> </w:t>
+      </w:r>
+      <w:r>
+        <w:rPr>
+          <w:rFonts w:ascii="Times New Roman" w:hAnsi="Times New Roman" w:cs="Times New Roman"/>
+          <w:color w:val="000000" w:themeColor="text1"/>
+          <w:sz w:val="24"/>
+          <w:szCs w:val="24"/>
+        </w:rPr>
+        <w:t xml:space="preserve">tháng </w:t>
+      </w:r>
+      <w:r>
+        <w:rPr>
+          <w:rFonts w:ascii="Times New Roman" w:hAnsi="Times New Roman" w:cs="Times New Roman"/>
+          <w:color w:val="000000" w:themeColor="text1"/>
+          <w:sz w:val="24"/>
+          <w:szCs w:val="24"/>
+        </w:rPr>
+        <w:t>8</w:t>
+      </w:r>
+      <w:r>
+        <w:rPr>
+          <w:rFonts w:ascii="Times New Roman" w:hAnsi="Times New Roman" w:cs="Times New Roman"/>
+          <w:color w:val="000000" w:themeColor="text1"/>
+          <w:sz w:val="24"/>
+          <w:szCs w:val="24"/>
+        </w:rPr>
+        <w:t xml:space="preserve"> </w:t>
       </w:r>
       <w:r>
         <w:rPr>
@@ -416,13 +443,15 @@
           <w:rFonts w:ascii="Times New Roman" w:hAnsi="Times New Roman" w:cs="Times New Roman"/>
           <w:sz w:val="24"/>
           <w:szCs w:val="24"/>
-        </w:rPr>
-      </w:pPr>
-      <w:r>
-        <w:rPr>
-          <w:rFonts w:ascii="Times New Roman" w:hAnsi="Times New Roman" w:cs="Times New Roman"/>
-          <w:sz w:val="24"/>
-          <w:szCs w:val="24"/>
+          <w:lang w:val="vi-VN"/>
+        </w:rPr>
+      </w:pPr>
+      <w:r>
+        <w:rPr>
+          <w:rFonts w:ascii="Times New Roman" w:hAnsi="Times New Roman" w:cs="Times New Roman"/>
+          <w:sz w:val="24"/>
+          <w:szCs w:val="24"/>
+          <w:lang w:val="vi-VN"/>
         </w:rPr>
         <w:t>Ông: NGÔ HOÀNG LÂN</w:t>
       </w:r>
@@ -434,13 +463,15 @@
           <w:rFonts w:ascii="Times New Roman" w:hAnsi="Times New Roman" w:cs="Times New Roman"/>
           <w:sz w:val="24"/>
           <w:szCs w:val="24"/>
-        </w:rPr>
-      </w:pPr>
-      <w:r>
-        <w:rPr>
-          <w:rFonts w:ascii="Times New Roman" w:hAnsi="Times New Roman" w:cs="Times New Roman"/>
-          <w:sz w:val="24"/>
-          <w:szCs w:val="24"/>
+          <w:lang w:val="vi-VN"/>
+        </w:rPr>
+      </w:pPr>
+      <w:r>
+        <w:rPr>
+          <w:rFonts w:ascii="Times New Roman" w:hAnsi="Times New Roman" w:cs="Times New Roman"/>
+          <w:sz w:val="24"/>
+          <w:szCs w:val="24"/>
+          <w:lang w:val="vi-VN"/>
         </w:rPr>
         <w:t>Số C</w:t>
       </w:r>
@@ -449,6 +480,7 @@
           <w:rFonts w:ascii="Times New Roman" w:hAnsi="Times New Roman" w:cs="Times New Roman"/>
           <w:sz w:val="24"/>
           <w:szCs w:val="24"/>
+          <w:lang w:val="vi-VN"/>
         </w:rPr>
         <w:t>ăn cước</w:t>
       </w:r>
@@ -457,6 +489,7 @@
           <w:rFonts w:ascii="Times New Roman" w:hAnsi="Times New Roman" w:cs="Times New Roman"/>
           <w:sz w:val="24"/>
           <w:szCs w:val="24"/>
+          <w:lang w:val="vi-VN"/>
         </w:rPr>
         <w:t xml:space="preserve">: 051085011406 ; cấp ngày </w:t>
       </w:r>
@@ -465,6 +498,7 @@
           <w:rFonts w:ascii="Times New Roman" w:hAnsi="Times New Roman" w:cs="Times New Roman"/>
           <w:sz w:val="24"/>
           <w:szCs w:val="24"/>
+          <w:lang w:val="vi-VN"/>
         </w:rPr>
         <w:t>14</w:t>
       </w:r>
@@ -473,6 +507,7 @@
           <w:rFonts w:ascii="Times New Roman" w:hAnsi="Times New Roman" w:cs="Times New Roman"/>
           <w:sz w:val="24"/>
           <w:szCs w:val="24"/>
+          <w:lang w:val="vi-VN"/>
         </w:rPr>
         <w:t>/0</w:t>
       </w:r>
@@ -481,6 +516,7 @@
           <w:rFonts w:ascii="Times New Roman" w:hAnsi="Times New Roman" w:cs="Times New Roman"/>
           <w:sz w:val="24"/>
           <w:szCs w:val="24"/>
+          <w:lang w:val="vi-VN"/>
         </w:rPr>
         <w:t>5</w:t>
       </w:r>
@@ -489,6 +525,7 @@
           <w:rFonts w:ascii="Times New Roman" w:hAnsi="Times New Roman" w:cs="Times New Roman"/>
           <w:sz w:val="24"/>
           <w:szCs w:val="24"/>
+          <w:lang w:val="vi-VN"/>
         </w:rPr>
         <w:t>/202</w:t>
       </w:r>
@@ -497,6 +534,7 @@
           <w:rFonts w:ascii="Times New Roman" w:hAnsi="Times New Roman" w:cs="Times New Roman"/>
           <w:sz w:val="24"/>
           <w:szCs w:val="24"/>
+          <w:lang w:val="vi-VN"/>
         </w:rPr>
         <w:t>5</w:t>
       </w:r>
@@ -505,6 +543,7 @@
           <w:rFonts w:ascii="Times New Roman" w:hAnsi="Times New Roman" w:cs="Times New Roman"/>
           <w:sz w:val="24"/>
           <w:szCs w:val="24"/>
+          <w:lang w:val="vi-VN"/>
         </w:rPr>
         <w:t xml:space="preserve"> ; </w:t>
       </w:r>
@@ -516,13 +555,15 @@
           <w:rFonts w:ascii="Times New Roman" w:hAnsi="Times New Roman" w:cs="Times New Roman"/>
           <w:sz w:val="24"/>
           <w:szCs w:val="24"/>
-        </w:rPr>
-      </w:pPr>
-      <w:r>
-        <w:rPr>
-          <w:rFonts w:ascii="Times New Roman" w:hAnsi="Times New Roman" w:cs="Times New Roman"/>
-          <w:sz w:val="24"/>
-          <w:szCs w:val="24"/>
+          <w:lang w:val="vi-VN"/>
+        </w:rPr>
+      </w:pPr>
+      <w:r>
+        <w:rPr>
+          <w:rFonts w:ascii="Times New Roman" w:hAnsi="Times New Roman" w:cs="Times New Roman"/>
+          <w:sz w:val="24"/>
+          <w:szCs w:val="24"/>
+          <w:lang w:val="vi-VN"/>
         </w:rPr>
         <w:t>Nơi cấp</w:t>
       </w:r>
@@ -531,6 +572,7 @@
           <w:rFonts w:ascii="Times New Roman" w:hAnsi="Times New Roman" w:cs="Times New Roman"/>
           <w:sz w:val="24"/>
           <w:szCs w:val="24"/>
+          <w:lang w:val="vi-VN"/>
         </w:rPr>
         <w:t>:</w:t>
       </w:r>
@@ -539,6 +581,7 @@
           <w:rFonts w:ascii="Times New Roman" w:hAnsi="Times New Roman" w:cs="Times New Roman"/>
           <w:sz w:val="24"/>
           <w:szCs w:val="24"/>
+          <w:lang w:val="vi-VN"/>
         </w:rPr>
         <w:t xml:space="preserve"> </w:t>
       </w:r>
@@ -548,6 +591,7 @@
           <w:iCs/>
           <w:sz w:val="24"/>
           <w:szCs w:val="24"/>
+          <w:lang w:val="vi-VN"/>
         </w:rPr>
         <w:t>Bộ Công An</w:t>
       </w:r>
@@ -557,7 +601,6 @@
         <w:pStyle w:val="NormalWeb"/>
         <w:rPr>
           <w:rFonts w:ascii="Times New Roman" w:eastAsia="Arial" w:hAnsi="Times New Roman" w:cs="Times New Roman"/>
-          <w:lang w:val="en-US"/>
         </w:rPr>
       </w:pPr>
       <w:r>
@@ -569,14 +612,12 @@
       <w:r>
         <w:rPr>
           <w:rFonts w:ascii="Times New Roman" w:eastAsia="Arial" w:hAnsi="Times New Roman" w:cs="Times New Roman"/>
-          <w:lang w:val="en-US"/>
         </w:rPr>
         <w:t xml:space="preserve">Lô F10, Khu dân cư Đại ngàn, KP Hòa Lân 2, Phường Thuận Giao, </w:t>
       </w:r>
       <w:r>
         <w:rPr>
           <w:rFonts w:ascii="Times New Roman" w:eastAsia="Arial" w:hAnsi="Times New Roman" w:cs="Times New Roman"/>
-          <w:lang w:val="en-US"/>
         </w:rPr>
         <w:t>Thành Phố Hồ Chí Minh</w:t>
       </w:r>
@@ -894,27 +935,48 @@
           <w:color w:val="000000" w:themeColor="text1"/>
           <w:sz w:val="24"/>
           <w:szCs w:val="24"/>
-        </w:rPr>
-        <w:t xml:space="preserve"> 29 </w:t>
-      </w:r>
-      <w:r>
-        <w:rPr>
-          <w:rFonts w:ascii="Times New Roman" w:hAnsi="Times New Roman" w:cs="Times New Roman"/>
-          <w:color w:val="000000" w:themeColor="text1"/>
-          <w:sz w:val="24"/>
-          <w:szCs w:val="24"/>
-          <w:lang w:val="vi-VN"/>
-        </w:rPr>
-        <w:t>tháng 0</w:t>
-      </w:r>
-      <w:r>
-        <w:rPr>
-          <w:rFonts w:ascii="Times New Roman" w:hAnsi="Times New Roman" w:cs="Times New Roman"/>
-          <w:color w:val="000000" w:themeColor="text1"/>
-          <w:sz w:val="24"/>
-          <w:szCs w:val="24"/>
-        </w:rPr>
-        <w:t>7</w:t>
+          <w:lang w:val="vi-VN"/>
+        </w:rPr>
+        <w:t xml:space="preserve"> </w:t>
+      </w:r>
+      <w:r>
+        <w:rPr>
+          <w:rFonts w:ascii="Times New Roman" w:hAnsi="Times New Roman" w:cs="Times New Roman"/>
+          <w:color w:val="000000" w:themeColor="text1"/>
+          <w:sz w:val="24"/>
+          <w:szCs w:val="24"/>
+          <w:lang w:val="vi-VN"/>
+        </w:rPr>
+        <w:t>1</w:t>
+      </w:r>
+      <w:r>
+        <w:rPr>
+          <w:rFonts w:ascii="Times New Roman" w:hAnsi="Times New Roman" w:cs="Times New Roman"/>
+          <w:color w:val="000000" w:themeColor="text1"/>
+          <w:sz w:val="24"/>
+          <w:szCs w:val="24"/>
+          <w:lang w:val="vi-VN"/>
+        </w:rPr>
+        <w:t xml:space="preserve"> </w:t>
+      </w:r>
+      <w:r>
+        <w:rPr>
+          <w:rFonts w:ascii="Times New Roman" w:hAnsi="Times New Roman" w:cs="Times New Roman"/>
+          <w:color w:val="000000" w:themeColor="text1"/>
+          <w:sz w:val="24"/>
+          <w:szCs w:val="24"/>
+          <w:lang w:val="vi-VN"/>
+        </w:rPr>
+        <w:t xml:space="preserve">tháng </w:t>
+      </w:r>
+      <w:r>
+        <w:rPr>
+          <w:rFonts w:ascii="Times New Roman" w:hAnsi="Times New Roman" w:cs="Times New Roman"/>
+          <w:color w:val="000000" w:themeColor="text1"/>
+          <w:sz w:val="24"/>
+          <w:szCs w:val="24"/>
+        </w:rPr>
+        <w:t>8</w:t>
       </w:r>
       <w:r>
         <w:rPr>
@@ -1018,7 +1080,6 @@
           <w:lang w:val="vi-VN"/>
         </w:rPr>
       </w:pPr>
-      <w:bookmarkStart w:id="0" w:name="_GoBack"/>
       <w:r>
         <w:rPr>
           <w:rFonts w:ascii="Times New Roman" w:hAnsi="Times New Roman" w:cs="Times New Roman"/>
@@ -1026,10 +1087,10 @@
           <w:bCs/>
           <w:sz w:val="26"/>
           <w:szCs w:val="26"/>
+          <w:lang w:val="vi-VN"/>
         </w:rPr>
         <w:t>U NÀM KHUẨN</w:t>
       </w:r>
-      <w:bookmarkEnd w:id="0"/>
     </w:p>
     <w:sectPr>
       <w:headerReference w:type="even" r:id="rId9"/>
@@ -1048,7 +1109,7 @@
 </file>
 
 <file path=word/endnotes.xml><?xml version="1.0" encoding="utf-8"?>
-<w:endnotes xmlns:wpc="http://schemas.microsoft.com/office/word/2010/wordprocessingCanvas" xmlns:cx="http://schemas.microsoft.com/office/drawing/2014/chartex" xmlns:cx1="http://schemas.microsoft.com/office/drawing/2015/9/8/chartex" xmlns:mc="http://schemas.openxmlformats.org/markup-compatibility/2006" xmlns:o="urn:schemas-microsoft-com:office:office" xmlns:r="http://schemas.openxmlformats.org/officeDocument/2006/relationships" xmlns:m="http://schemas.openxmlformats.org/officeDocument/2006/math" xmlns:v="urn:schemas-microsoft-com:vml" xmlns:wp14="http://schemas.microsoft.com/office/word/2010/wordprocessingDrawing" xmlns:wp="http://schemas.openxmlformats.org/drawingml/2006/wordprocessingDrawing" xmlns:w10="urn:schemas-microsoft-com:office:word" xmlns:w="http://schemas.openxmlformats.org/wordprocessingml/2006/main" xmlns:w14="http://schemas.microsoft.com/office/word/2010/wordml" xmlns:w15="http://schemas.microsoft.com/office/word/2012/wordml" xmlns:w16se="http://schemas.microsoft.com/office/word/2015/wordml/symex" xmlns:wpg="http://schemas.microsoft.com/office/word/2010/wordprocessingGroup" xmlns:wpi="http://schemas.microsoft.com/office/word/2010/wordprocessingInk" xmlns:wne="http://schemas.microsoft.com/office/word/2006/wordml" xmlns:wps="http://schemas.microsoft.com/office/word/2010/wordprocessingShape" mc:Ignorable="w14 w15 w16se wp14">
+<w:endnotes xmlns:wpc="http://schemas.microsoft.com/office/word/2010/wordprocessingCanvas" xmlns:cx="http://schemas.microsoft.com/office/drawing/2014/chartex" xmlns:cx1="http://schemas.microsoft.com/office/drawing/2015/9/8/chartex" xmlns:cx2="http://schemas.microsoft.com/office/drawing/2015/10/21/chartex" xmlns:cx3="http://schemas.microsoft.com/office/drawing/2016/5/9/chartex" xmlns:cx4="http://schemas.microsoft.com/office/drawing/2016/5/10/chartex" xmlns:cx5="http://schemas.microsoft.com/office/drawing/2016/5/11/chartex" xmlns:cx6="http://schemas.microsoft.com/office/drawing/2016/5/12/chartex" xmlns:cx7="http://schemas.microsoft.com/office/drawing/2016/5/13/chartex" xmlns:cx8="http://schemas.microsoft.com/office/drawing/2016/5/14/chartex" xmlns:mc="http://schemas.openxmlformats.org/markup-compatibility/2006" xmlns:aink="http://schemas.microsoft.com/office/drawing/2016/ink" xmlns:am3d="http://schemas.microsoft.com/office/drawing/2017/model3d" xmlns:o="urn:schemas-microsoft-com:office:office" xmlns:oel="http://schemas.microsoft.com/office/2019/extlst" xmlns:r="http://schemas.openxmlformats.org/officeDocument/2006/relationships" xmlns:m="http://schemas.openxmlformats.org/officeDocument/2006/math" xmlns:v="urn:schemas-microsoft-com:vml" xmlns:wp14="http://schemas.microsoft.com/office/word/2010/wordprocessingDrawing" xmlns:wp="http://schemas.openxmlformats.org/drawingml/2006/wordprocessingDrawing" xmlns:w10="urn:schemas-microsoft-com:office:word" xmlns:w="http://schemas.openxmlformats.org/wordprocessingml/2006/main" xmlns:w14="http://schemas.microsoft.com/office/word/2010/wordml" xmlns:w15="http://schemas.microsoft.com/office/word/2012/wordml" xmlns:w16cex="http://schemas.microsoft.com/office/word/2018/wordml/cex" xmlns:w16cid="http://schemas.microsoft.com/office/word/2016/wordml/cid" xmlns:w16="http://schemas.microsoft.com/office/word/2018/wordml" xmlns:w16du="http://schemas.microsoft.com/office/word/2023/wordml/word16du" xmlns:w16sdtdh="http://schemas.microsoft.com/office/word/2020/wordml/sdtdatahash" xmlns:w16sdtfl="http://schemas.microsoft.com/office/word/2024/wordml/sdtformatlock" xmlns:w16se="http://schemas.microsoft.com/office/word/2015/wordml/symex" xmlns:wpg="http://schemas.microsoft.com/office/word/2010/wordprocessingGroup" xmlns:wpi="http://schemas.microsoft.com/office/word/2010/wordprocessingInk" xmlns:wne="http://schemas.microsoft.com/office/word/2006/wordml" xmlns:wps="http://schemas.microsoft.com/office/word/2010/wordprocessingShape" mc:Ignorable="w14 w15 w16se w16cid w16 w16cex w16sdtdh w16sdtfl w16du wp14">
   <w:endnote w:type="separator" w:id="-1">
     <w:p>
       <w:pPr>
@@ -1073,25 +1134,25 @@
 </file>
 
 <file path=word/footer1.xml><?xml version="1.0" encoding="utf-8"?>
-<w:ftr xmlns:wpc="http://schemas.microsoft.com/office/word/2010/wordprocessingCanvas" xmlns:cx="http://schemas.microsoft.com/office/drawing/2014/chartex" xmlns:cx1="http://schemas.microsoft.com/office/drawing/2015/9/8/chartex" xmlns:mc="http://schemas.openxmlformats.org/markup-compatibility/2006" xmlns:o="urn:schemas-microsoft-com:office:office" xmlns:r="http://schemas.openxmlformats.org/officeDocument/2006/relationships" xmlns:m="http://schemas.openxmlformats.org/officeDocument/2006/math" xmlns:v="urn:schemas-microsoft-com:vml" xmlns:wp14="http://schemas.microsoft.com/office/word/2010/wordprocessingDrawing" xmlns:wp="http://schemas.openxmlformats.org/drawingml/2006/wordprocessingDrawing" xmlns:w10="urn:schemas-microsoft-com:office:word" xmlns:w="http://schemas.openxmlformats.org/wordprocessingml/2006/main" xmlns:w14="http://schemas.microsoft.com/office/word/2010/wordml" xmlns:w15="http://schemas.microsoft.com/office/word/2012/wordml" xmlns:w16se="http://schemas.microsoft.com/office/word/2015/wordml/symex" xmlns:wpg="http://schemas.microsoft.com/office/word/2010/wordprocessingGroup" xmlns:wpi="http://schemas.microsoft.com/office/word/2010/wordprocessingInk" xmlns:wne="http://schemas.microsoft.com/office/word/2006/wordml" xmlns:wps="http://schemas.microsoft.com/office/word/2010/wordprocessingShape" mc:Ignorable="w14 w15 w16se wp14">
+<w:ftr xmlns:wpc="http://schemas.microsoft.com/office/word/2010/wordprocessingCanvas" xmlns:cx="http://schemas.microsoft.com/office/drawing/2014/chartex" xmlns:cx1="http://schemas.microsoft.com/office/drawing/2015/9/8/chartex" xmlns:cx2="http://schemas.microsoft.com/office/drawing/2015/10/21/chartex" xmlns:cx3="http://schemas.microsoft.com/office/drawing/2016/5/9/chartex" xmlns:cx4="http://schemas.microsoft.com/office/drawing/2016/5/10/chartex" xmlns:cx5="http://schemas.microsoft.com/office/drawing/2016/5/11/chartex" xmlns:cx6="http://schemas.microsoft.com/office/drawing/2016/5/12/chartex" xmlns:cx7="http://schemas.microsoft.com/office/drawing/2016/5/13/chartex" xmlns:cx8="http://schemas.microsoft.com/office/drawing/2016/5/14/chartex" xmlns:mc="http://schemas.openxmlformats.org/markup-compatibility/2006" xmlns:aink="http://schemas.microsoft.com/office/drawing/2016/ink" xmlns:am3d="http://schemas.microsoft.com/office/drawing/2017/model3d" xmlns:o="urn:schemas-microsoft-com:office:office" xmlns:oel="http://schemas.microsoft.com/office/2019/extlst" xmlns:r="http://schemas.openxmlformats.org/officeDocument/2006/relationships" xmlns:m="http://schemas.openxmlformats.org/officeDocument/2006/math" xmlns:v="urn:schemas-microsoft-com:vml" xmlns:wp14="http://schemas.microsoft.com/office/word/2010/wordprocessingDrawing" xmlns:wp="http://schemas.openxmlformats.org/drawingml/2006/wordprocessingDrawing" xmlns:w10="urn:schemas-microsoft-com:office:word" xmlns:w="http://schemas.openxmlformats.org/wordprocessingml/2006/main" xmlns:w14="http://schemas.microsoft.com/office/word/2010/wordml" xmlns:w15="http://schemas.microsoft.com/office/word/2012/wordml" xmlns:w16cex="http://schemas.microsoft.com/office/word/2018/wordml/cex" xmlns:w16cid="http://schemas.microsoft.com/office/word/2016/wordml/cid" xmlns:w16="http://schemas.microsoft.com/office/word/2018/wordml" xmlns:w16du="http://schemas.microsoft.com/office/word/2023/wordml/word16du" xmlns:w16sdtdh="http://schemas.microsoft.com/office/word/2020/wordml/sdtdatahash" xmlns:w16sdtfl="http://schemas.microsoft.com/office/word/2024/wordml/sdtformatlock" xmlns:w16se="http://schemas.microsoft.com/office/word/2015/wordml/symex" xmlns:wpg="http://schemas.microsoft.com/office/word/2010/wordprocessingGroup" xmlns:wpi="http://schemas.microsoft.com/office/word/2010/wordprocessingInk" xmlns:wne="http://schemas.microsoft.com/office/word/2006/wordml" xmlns:wps="http://schemas.microsoft.com/office/word/2010/wordprocessingShape" mc:Ignorable="w14 w15 w16se w16cid w16 w16cex w16sdtdh w16sdtfl w16du wp14">
   <w:p/>
 </w:ftr>
 </file>
 
 <file path=word/footer2.xml><?xml version="1.0" encoding="utf-8"?>
-<w:ftr xmlns:wpc="http://schemas.microsoft.com/office/word/2010/wordprocessingCanvas" xmlns:cx="http://schemas.microsoft.com/office/drawing/2014/chartex" xmlns:cx1="http://schemas.microsoft.com/office/drawing/2015/9/8/chartex" xmlns:mc="http://schemas.openxmlformats.org/markup-compatibility/2006" xmlns:o="urn:schemas-microsoft-com:office:office" xmlns:r="http://schemas.openxmlformats.org/officeDocument/2006/relationships" xmlns:m="http://schemas.openxmlformats.org/officeDocument/2006/math" xmlns:v="urn:schemas-microsoft-com:vml" xmlns:wp14="http://schemas.microsoft.com/office/word/2010/wordprocessingDrawing" xmlns:wp="http://schemas.openxmlformats.org/drawingml/2006/wordprocessingDrawing" xmlns:w10="urn:schemas-microsoft-com:office:word" xmlns:w="http://schemas.openxmlformats.org/wordprocessingml/2006/main" xmlns:w14="http://schemas.microsoft.com/office/word/2010/wordml" xmlns:w15="http://schemas.microsoft.com/office/word/2012/wordml" xmlns:w16se="http://schemas.microsoft.com/office/word/2015/wordml/symex" xmlns:wpg="http://schemas.microsoft.com/office/word/2010/wordprocessingGroup" xmlns:wpi="http://schemas.microsoft.com/office/word/2010/wordprocessingInk" xmlns:wne="http://schemas.microsoft.com/office/word/2006/wordml" xmlns:wps="http://schemas.microsoft.com/office/word/2010/wordprocessingShape" mc:Ignorable="w14 w15 w16se wp14">
+<w:ftr xmlns:wpc="http://schemas.microsoft.com/office/word/2010/wordprocessingCanvas" xmlns:cx="http://schemas.microsoft.com/office/drawing/2014/chartex" xmlns:cx1="http://schemas.microsoft.com/office/drawing/2015/9/8/chartex" xmlns:cx2="http://schemas.microsoft.com/office/drawing/2015/10/21/chartex" xmlns:cx3="http://schemas.microsoft.com/office/drawing/2016/5/9/chartex" xmlns:cx4="http://schemas.microsoft.com/office/drawing/2016/5/10/chartex" xmlns:cx5="http://schemas.microsoft.com/office/drawing/2016/5/11/chartex" xmlns:cx6="http://schemas.microsoft.com/office/drawing/2016/5/12/chartex" xmlns:cx7="http://schemas.microsoft.com/office/drawing/2016/5/13/chartex" xmlns:cx8="http://schemas.microsoft.com/office/drawing/2016/5/14/chartex" xmlns:mc="http://schemas.openxmlformats.org/markup-compatibility/2006" xmlns:aink="http://schemas.microsoft.com/office/drawing/2016/ink" xmlns:am3d="http://schemas.microsoft.com/office/drawing/2017/model3d" xmlns:o="urn:schemas-microsoft-com:office:office" xmlns:oel="http://schemas.microsoft.com/office/2019/extlst" xmlns:r="http://schemas.openxmlformats.org/officeDocument/2006/relationships" xmlns:m="http://schemas.openxmlformats.org/officeDocument/2006/math" xmlns:v="urn:schemas-microsoft-com:vml" xmlns:wp14="http://schemas.microsoft.com/office/word/2010/wordprocessingDrawing" xmlns:wp="http://schemas.openxmlformats.org/drawingml/2006/wordprocessingDrawing" xmlns:w10="urn:schemas-microsoft-com:office:word" xmlns:w="http://schemas.openxmlformats.org/wordprocessingml/2006/main" xmlns:w14="http://schemas.microsoft.com/office/word/2010/wordml" xmlns:w15="http://schemas.microsoft.com/office/word/2012/wordml" xmlns:w16cex="http://schemas.microsoft.com/office/word/2018/wordml/cex" xmlns:w16cid="http://schemas.microsoft.com/office/word/2016/wordml/cid" xmlns:w16="http://schemas.microsoft.com/office/word/2018/wordml" xmlns:w16du="http://schemas.microsoft.com/office/word/2023/wordml/word16du" xmlns:w16sdtdh="http://schemas.microsoft.com/office/word/2020/wordml/sdtdatahash" xmlns:w16sdtfl="http://schemas.microsoft.com/office/word/2024/wordml/sdtformatlock" xmlns:w16se="http://schemas.microsoft.com/office/word/2015/wordml/symex" xmlns:wpg="http://schemas.microsoft.com/office/word/2010/wordprocessingGroup" xmlns:wpi="http://schemas.microsoft.com/office/word/2010/wordprocessingInk" xmlns:wne="http://schemas.microsoft.com/office/word/2006/wordml" xmlns:wps="http://schemas.microsoft.com/office/word/2010/wordprocessingShape" mc:Ignorable="w14 w15 w16se w16cid w16 w16cex w16sdtdh w16sdtfl w16du wp14">
   <w:p/>
 </w:ftr>
 </file>
 
 <file path=word/footer3.xml><?xml version="1.0" encoding="utf-8"?>
-<w:ftr xmlns:wpc="http://schemas.microsoft.com/office/word/2010/wordprocessingCanvas" xmlns:cx="http://schemas.microsoft.com/office/drawing/2014/chartex" xmlns:cx1="http://schemas.microsoft.com/office/drawing/2015/9/8/chartex" xmlns:mc="http://schemas.openxmlformats.org/markup-compatibility/2006" xmlns:o="urn:schemas-microsoft-com:office:office" xmlns:r="http://schemas.openxmlformats.org/officeDocument/2006/relationships" xmlns:m="http://schemas.openxmlformats.org/officeDocument/2006/math" xmlns:v="urn:schemas-microsoft-com:vml" xmlns:wp14="http://schemas.microsoft.com/office/word/2010/wordprocessingDrawing" xmlns:wp="http://schemas.openxmlformats.org/drawingml/2006/wordprocessingDrawing" xmlns:w10="urn:schemas-microsoft-com:office:word" xmlns:w="http://schemas.openxmlformats.org/wordprocessingml/2006/main" xmlns:w14="http://schemas.microsoft.com/office/word/2010/wordml" xmlns:w15="http://schemas.microsoft.com/office/word/2012/wordml" xmlns:w16se="http://schemas.microsoft.com/office/word/2015/wordml/symex" xmlns:wpg="http://schemas.microsoft.com/office/word/2010/wordprocessingGroup" xmlns:wpi="http://schemas.microsoft.com/office/word/2010/wordprocessingInk" xmlns:wne="http://schemas.microsoft.com/office/word/2006/wordml" xmlns:wps="http://schemas.microsoft.com/office/word/2010/wordprocessingShape" mc:Ignorable="w14 w15 w16se wp14">
+<w:ftr xmlns:wpc="http://schemas.microsoft.com/office/word/2010/wordprocessingCanvas" xmlns:cx="http://schemas.microsoft.com/office/drawing/2014/chartex" xmlns:cx1="http://schemas.microsoft.com/office/drawing/2015/9/8/chartex" xmlns:cx2="http://schemas.microsoft.com/office/drawing/2015/10/21/chartex" xmlns:cx3="http://schemas.microsoft.com/office/drawing/2016/5/9/chartex" xmlns:cx4="http://schemas.microsoft.com/office/drawing/2016/5/10/chartex" xmlns:cx5="http://schemas.microsoft.com/office/drawing/2016/5/11/chartex" xmlns:cx6="http://schemas.microsoft.com/office/drawing/2016/5/12/chartex" xmlns:cx7="http://schemas.microsoft.com/office/drawing/2016/5/13/chartex" xmlns:cx8="http://schemas.microsoft.com/office/drawing/2016/5/14/chartex" xmlns:mc="http://schemas.openxmlformats.org/markup-compatibility/2006" xmlns:aink="http://schemas.microsoft.com/office/drawing/2016/ink" xmlns:am3d="http://schemas.microsoft.com/office/drawing/2017/model3d" xmlns:o="urn:schemas-microsoft-com:office:office" xmlns:oel="http://schemas.microsoft.com/office/2019/extlst" xmlns:r="http://schemas.openxmlformats.org/officeDocument/2006/relationships" xmlns:m="http://schemas.openxmlformats.org/officeDocument/2006/math" xmlns:v="urn:schemas-microsoft-com:vml" xmlns:wp14="http://schemas.microsoft.com/office/word/2010/wordprocessingDrawing" xmlns:wp="http://schemas.openxmlformats.org/drawingml/2006/wordprocessingDrawing" xmlns:w10="urn:schemas-microsoft-com:office:word" xmlns:w="http://schemas.openxmlformats.org/wordprocessingml/2006/main" xmlns:w14="http://schemas.microsoft.com/office/word/2010/wordml" xmlns:w15="http://schemas.microsoft.com/office/word/2012/wordml" xmlns:w16cex="http://schemas.microsoft.com/office/word/2018/wordml/cex" xmlns:w16cid="http://schemas.microsoft.com/office/word/2016/wordml/cid" xmlns:w16="http://schemas.microsoft.com/office/word/2018/wordml" xmlns:w16du="http://schemas.microsoft.com/office/word/2023/wordml/word16du" xmlns:w16sdtdh="http://schemas.microsoft.com/office/word/2020/wordml/sdtdatahash" xmlns:w16sdtfl="http://schemas.microsoft.com/office/word/2024/wordml/sdtformatlock" xmlns:w16se="http://schemas.microsoft.com/office/word/2015/wordml/symex" xmlns:wpg="http://schemas.microsoft.com/office/word/2010/wordprocessingGroup" xmlns:wpi="http://schemas.microsoft.com/office/word/2010/wordprocessingInk" xmlns:wne="http://schemas.microsoft.com/office/word/2006/wordml" xmlns:wps="http://schemas.microsoft.com/office/word/2010/wordprocessingShape" mc:Ignorable="w14 w15 w16se w16cid w16 w16cex w16sdtdh w16sdtfl w16du wp14">
   <w:p/>
 </w:ftr>
 </file>
 
 <file path=word/footnotes.xml><?xml version="1.0" encoding="utf-8"?>
-<w:footnotes xmlns:wpc="http://schemas.microsoft.com/office/word/2010/wordprocessingCanvas" xmlns:cx="http://schemas.microsoft.com/office/drawing/2014/chartex" xmlns:cx1="http://schemas.microsoft.com/office/drawing/2015/9/8/chartex" xmlns:mc="http://schemas.openxmlformats.org/markup-compatibility/2006" xmlns:o="urn:schemas-microsoft-com:office:office" xmlns:r="http://schemas.openxmlformats.org/officeDocument/2006/relationships" xmlns:m="http://schemas.openxmlformats.org/officeDocument/2006/math" xmlns:v="urn:schemas-microsoft-com:vml" xmlns:wp14="http://schemas.microsoft.com/office/word/2010/wordprocessingDrawing" xmlns:wp="http://schemas.openxmlformats.org/drawingml/2006/wordprocessingDrawing" xmlns:w10="urn:schemas-microsoft-com:office:word" xmlns:w="http://schemas.openxmlformats.org/wordprocessingml/2006/main" xmlns:w14="http://schemas.microsoft.com/office/word/2010/wordml" xmlns:w15="http://schemas.microsoft.com/office/word/2012/wordml" xmlns:w16se="http://schemas.microsoft.com/office/word/2015/wordml/symex" xmlns:wpg="http://schemas.microsoft.com/office/word/2010/wordprocessingGroup" xmlns:wpi="http://schemas.microsoft.com/office/word/2010/wordprocessingInk" xmlns:wne="http://schemas.microsoft.com/office/word/2006/wordml" xmlns:wps="http://schemas.microsoft.com/office/word/2010/wordprocessingShape" mc:Ignorable="w14 w15 w16se wp14">
+<w:footnotes xmlns:wpc="http://schemas.microsoft.com/office/word/2010/wordprocessingCanvas" xmlns:cx="http://schemas.microsoft.com/office/drawing/2014/chartex" xmlns:cx1="http://schemas.microsoft.com/office/drawing/2015/9/8/chartex" xmlns:cx2="http://schemas.microsoft.com/office/drawing/2015/10/21/chartex" xmlns:cx3="http://schemas.microsoft.com/office/drawing/2016/5/9/chartex" xmlns:cx4="http://schemas.microsoft.com/office/drawing/2016/5/10/chartex" xmlns:cx5="http://schemas.microsoft.com/office/drawing/2016/5/11/chartex" xmlns:cx6="http://schemas.microsoft.com/office/drawing/2016/5/12/chartex" xmlns:cx7="http://schemas.microsoft.com/office/drawing/2016/5/13/chartex" xmlns:cx8="http://schemas.microsoft.com/office/drawing/2016/5/14/chartex" xmlns:mc="http://schemas.openxmlformats.org/markup-compatibility/2006" xmlns:aink="http://schemas.microsoft.com/office/drawing/2016/ink" xmlns:am3d="http://schemas.microsoft.com/office/drawing/2017/model3d" xmlns:o="urn:schemas-microsoft-com:office:office" xmlns:oel="http://schemas.microsoft.com/office/2019/extlst" xmlns:r="http://schemas.openxmlformats.org/officeDocument/2006/relationships" xmlns:m="http://schemas.openxmlformats.org/officeDocument/2006/math" xmlns:v="urn:schemas-microsoft-com:vml" xmlns:wp14="http://schemas.microsoft.com/office/word/2010/wordprocessingDrawing" xmlns:wp="http://schemas.openxmlformats.org/drawingml/2006/wordprocessingDrawing" xmlns:w10="urn:schemas-microsoft-com:office:word" xmlns:w="http://schemas.openxmlformats.org/wordprocessingml/2006/main" xmlns:w14="http://schemas.microsoft.com/office/word/2010/wordml" xmlns:w15="http://schemas.microsoft.com/office/word/2012/wordml" xmlns:w16cex="http://schemas.microsoft.com/office/word/2018/wordml/cex" xmlns:w16cid="http://schemas.microsoft.com/office/word/2016/wordml/cid" xmlns:w16="http://schemas.microsoft.com/office/word/2018/wordml" xmlns:w16du="http://schemas.microsoft.com/office/word/2023/wordml/word16du" xmlns:w16sdtdh="http://schemas.microsoft.com/office/word/2020/wordml/sdtdatahash" xmlns:w16sdtfl="http://schemas.microsoft.com/office/word/2024/wordml/sdtformatlock" xmlns:w16se="http://schemas.microsoft.com/office/word/2015/wordml/symex" xmlns:wpg="http://schemas.microsoft.com/office/word/2010/wordprocessingGroup" xmlns:wpi="http://schemas.microsoft.com/office/word/2010/wordprocessingInk" xmlns:wne="http://schemas.microsoft.com/office/word/2006/wordml" xmlns:wps="http://schemas.microsoft.com/office/word/2010/wordprocessingShape" mc:Ignorable="w14 w15 w16se w16cid w16 w16cex w16sdtdh w16sdtfl w16du wp14">
   <w:footnote w:type="separator" w:id="-1">
     <w:p>
       <w:pPr>
@@ -1116,25 +1177,25 @@
 </file>
 
 <file path=word/header1.xml><?xml version="1.0" encoding="utf-8"?>
-<w:hdr xmlns:wpc="http://schemas.microsoft.com/office/word/2010/wordprocessingCanvas" xmlns:cx="http://schemas.microsoft.com/office/drawing/2014/chartex" xmlns:cx1="http://schemas.microsoft.com/office/drawing/2015/9/8/chartex" xmlns:mc="http://schemas.openxmlformats.org/markup-compatibility/2006" xmlns:o="urn:schemas-microsoft-com:office:office" xmlns:r="http://schemas.openxmlformats.org/officeDocument/2006/relationships" xmlns:m="http://schemas.openxmlformats.org/officeDocument/2006/math" xmlns:v="urn:schemas-microsoft-com:vml" xmlns:wp14="http://schemas.microsoft.com/office/word/2010/wordprocessingDrawing" xmlns:wp="http://schemas.openxmlformats.org/drawingml/2006/wordprocessingDrawing" xmlns:w10="urn:schemas-microsoft-com:office:word" xmlns:w="http://schemas.openxmlformats.org/wordprocessingml/2006/main" xmlns:w14="http://schemas.microsoft.com/office/word/2010/wordml" xmlns:w15="http://schemas.microsoft.com/office/word/2012/wordml" xmlns:w16se="http://schemas.microsoft.com/office/word/2015/wordml/symex" xmlns:wpg="http://schemas.microsoft.com/office/word/2010/wordprocessingGroup" xmlns:wpi="http://schemas.microsoft.com/office/word/2010/wordprocessingInk" xmlns:wne="http://schemas.microsoft.com/office/word/2006/wordml" xmlns:wps="http://schemas.microsoft.com/office/word/2010/wordprocessingShape" mc:Ignorable="w14 w15 w16se wp14">
+<w:hdr xmlns:wpc="http://schemas.microsoft.com/office/word/2010/wordprocessingCanvas" xmlns:cx="http://schemas.microsoft.com/office/drawing/2014/chartex" xmlns:cx1="http://schemas.microsoft.com/office/drawing/2015/9/8/chartex" xmlns:cx2="http://schemas.microsoft.com/office/drawing/2015/10/21/chartex" xmlns:cx3="http://schemas.microsoft.com/office/drawing/2016/5/9/chartex" xmlns:cx4="http://schemas.microsoft.com/office/drawing/2016/5/10/chartex" xmlns:cx5="http://schemas.microsoft.com/office/drawing/2016/5/11/chartex" xmlns:cx6="http://schemas.microsoft.com/office/drawing/2016/5/12/chartex" xmlns:cx7="http://schemas.microsoft.com/office/drawing/2016/5/13/chartex" xmlns:cx8="http://schemas.microsoft.com/office/drawing/2016/5/14/chartex" xmlns:mc="http://schemas.openxmlformats.org/markup-compatibility/2006" xmlns:aink="http://schemas.microsoft.com/office/drawing/2016/ink" xmlns:am3d="http://schemas.microsoft.com/office/drawing/2017/model3d" xmlns:o="urn:schemas-microsoft-com:office:office" xmlns:oel="http://schemas.microsoft.com/office/2019/extlst" xmlns:r="http://schemas.openxmlformats.org/officeDocument/2006/relationships" xmlns:m="http://schemas.openxmlformats.org/officeDocument/2006/math" xmlns:v="urn:schemas-microsoft-com:vml" xmlns:wp14="http://schemas.microsoft.com/office/word/2010/wordprocessingDrawing" xmlns:wp="http://schemas.openxmlformats.org/drawingml/2006/wordprocessingDrawing" xmlns:w10="urn:schemas-microsoft-com:office:word" xmlns:w="http://schemas.openxmlformats.org/wordprocessingml/2006/main" xmlns:w14="http://schemas.microsoft.com/office/word/2010/wordml" xmlns:w15="http://schemas.microsoft.com/office/word/2012/wordml" xmlns:w16cex="http://schemas.microsoft.com/office/word/2018/wordml/cex" xmlns:w16cid="http://schemas.microsoft.com/office/word/2016/wordml/cid" xmlns:w16="http://schemas.microsoft.com/office/word/2018/wordml" xmlns:w16du="http://schemas.microsoft.com/office/word/2023/wordml/word16du" xmlns:w16sdtdh="http://schemas.microsoft.com/office/word/2020/wordml/sdtdatahash" xmlns:w16sdtfl="http://schemas.microsoft.com/office/word/2024/wordml/sdtformatlock" xmlns:w16se="http://schemas.microsoft.com/office/word/2015/wordml/symex" xmlns:wpg="http://schemas.microsoft.com/office/word/2010/wordprocessingGroup" xmlns:wpi="http://schemas.microsoft.com/office/word/2010/wordprocessingInk" xmlns:wne="http://schemas.microsoft.com/office/word/2006/wordml" xmlns:wps="http://schemas.microsoft.com/office/word/2010/wordprocessingShape" mc:Ignorable="w14 w15 w16se w16cid w16 w16cex w16sdtdh w16sdtfl w16du wp14">
   <w:p/>
 </w:hdr>
 </file>
 
 <file path=word/header2.xml><?xml version="1.0" encoding="utf-8"?>
-<w:hdr xmlns:wpc="http://schemas.microsoft.com/office/word/2010/wordprocessingCanvas" xmlns:cx="http://schemas.microsoft.com/office/drawing/2014/chartex" xmlns:cx1="http://schemas.microsoft.com/office/drawing/2015/9/8/chartex" xmlns:mc="http://schemas.openxmlformats.org/markup-compatibility/2006" xmlns:o="urn:schemas-microsoft-com:office:office" xmlns:r="http://schemas.openxmlformats.org/officeDocument/2006/relationships" xmlns:m="http://schemas.openxmlformats.org/officeDocument/2006/math" xmlns:v="urn:schemas-microsoft-com:vml" xmlns:wp14="http://schemas.microsoft.com/office/word/2010/wordprocessingDrawing" xmlns:wp="http://schemas.openxmlformats.org/drawingml/2006/wordprocessingDrawing" xmlns:w10="urn:schemas-microsoft-com:office:word" xmlns:w="http://schemas.openxmlformats.org/wordprocessingml/2006/main" xmlns:w14="http://schemas.microsoft.com/office/word/2010/wordml" xmlns:w15="http://schemas.microsoft.com/office/word/2012/wordml" xmlns:w16se="http://schemas.microsoft.com/office/word/2015/wordml/symex" xmlns:wpg="http://schemas.microsoft.com/office/word/2010/wordprocessingGroup" xmlns:wpi="http://schemas.microsoft.com/office/word/2010/wordprocessingInk" xmlns:wne="http://schemas.microsoft.com/office/word/2006/wordml" xmlns:wps="http://schemas.microsoft.com/office/word/2010/wordprocessingShape" mc:Ignorable="w14 w15 w16se wp14">
+<w:hdr xmlns:wpc="http://schemas.microsoft.com/office/word/2010/wordprocessingCanvas" xmlns:cx="http://schemas.microsoft.com/office/drawing/2014/chartex" xmlns:cx1="http://schemas.microsoft.com/office/drawing/2015/9/8/chartex" xmlns:cx2="http://schemas.microsoft.com/office/drawing/2015/10/21/chartex" xmlns:cx3="http://schemas.microsoft.com/office/drawing/2016/5/9/chartex" xmlns:cx4="http://schemas.microsoft.com/office/drawing/2016/5/10/chartex" xmlns:cx5="http://schemas.microsoft.com/office/drawing/2016/5/11/chartex" xmlns:cx6="http://schemas.microsoft.com/office/drawing/2016/5/12/chartex" xmlns:cx7="http://schemas.microsoft.com/office/drawing/2016/5/13/chartex" xmlns:cx8="http://schemas.microsoft.com/office/drawing/2016/5/14/chartex" xmlns:mc="http://schemas.openxmlformats.org/markup-compatibility/2006" xmlns:aink="http://schemas.microsoft.com/office/drawing/2016/ink" xmlns:am3d="http://schemas.microsoft.com/office/drawing/2017/model3d" xmlns:o="urn:schemas-microsoft-com:office:office" xmlns:oel="http://schemas.microsoft.com/office/2019/extlst" xmlns:r="http://schemas.openxmlformats.org/officeDocument/2006/relationships" xmlns:m="http://schemas.openxmlformats.org/officeDocument/2006/math" xmlns:v="urn:schemas-microsoft-com:vml" xmlns:wp14="http://schemas.microsoft.com/office/word/2010/wordprocessingDrawing" xmlns:wp="http://schemas.openxmlformats.org/drawingml/2006/wordprocessingDrawing" xmlns:w10="urn:schemas-microsoft-com:office:word" xmlns:w="http://schemas.openxmlformats.org/wordprocessingml/2006/main" xmlns:w14="http://schemas.microsoft.com/office/word/2010/wordml" xmlns:w15="http://schemas.microsoft.com/office/word/2012/wordml" xmlns:w16cex="http://schemas.microsoft.com/office/word/2018/wordml/cex" xmlns:w16cid="http://schemas.microsoft.com/office/word/2016/wordml/cid" xmlns:w16="http://schemas.microsoft.com/office/word/2018/wordml" xmlns:w16du="http://schemas.microsoft.com/office/word/2023/wordml/word16du" xmlns:w16sdtdh="http://schemas.microsoft.com/office/word/2020/wordml/sdtdatahash" xmlns:w16sdtfl="http://schemas.microsoft.com/office/word/2024/wordml/sdtformatlock" xmlns:w16se="http://schemas.microsoft.com/office/word/2015/wordml/symex" xmlns:wpg="http://schemas.microsoft.com/office/word/2010/wordprocessingGroup" xmlns:wpi="http://schemas.microsoft.com/office/word/2010/wordprocessingInk" xmlns:wne="http://schemas.microsoft.com/office/word/2006/wordml" xmlns:wps="http://schemas.microsoft.com/office/word/2010/wordprocessingShape" mc:Ignorable="w14 w15 w16se w16cid w16 w16cex w16sdtdh w16sdtfl w16du wp14">
   <w:p/>
 </w:hdr>
 </file>
 
 <file path=word/header3.xml><?xml version="1.0" encoding="utf-8"?>
-<w:hdr xmlns:wpc="http://schemas.microsoft.com/office/word/2010/wordprocessingCanvas" xmlns:cx="http://schemas.microsoft.com/office/drawing/2014/chartex" xmlns:cx1="http://schemas.microsoft.com/office/drawing/2015/9/8/chartex" xmlns:mc="http://schemas.openxmlformats.org/markup-compatibility/2006" xmlns:o="urn:schemas-microsoft-com:office:office" xmlns:r="http://schemas.openxmlformats.org/officeDocument/2006/relationships" xmlns:m="http://schemas.openxmlformats.org/officeDocument/2006/math" xmlns:v="urn:schemas-microsoft-com:vml" xmlns:wp14="http://schemas.microsoft.com/office/word/2010/wordprocessingDrawing" xmlns:wp="http://schemas.openxmlformats.org/drawingml/2006/wordprocessingDrawing" xmlns:w10="urn:schemas-microsoft-com:office:word" xmlns:w="http://schemas.openxmlformats.org/wordprocessingml/2006/main" xmlns:w14="http://schemas.microsoft.com/office/word/2010/wordml" xmlns:w15="http://schemas.microsoft.com/office/word/2012/wordml" xmlns:w16se="http://schemas.microsoft.com/office/word/2015/wordml/symex" xmlns:wpg="http://schemas.microsoft.com/office/word/2010/wordprocessingGroup" xmlns:wpi="http://schemas.microsoft.com/office/word/2010/wordprocessingInk" xmlns:wne="http://schemas.microsoft.com/office/word/2006/wordml" xmlns:wps="http://schemas.microsoft.com/office/word/2010/wordprocessingShape" mc:Ignorable="w14 w15 w16se wp14">
+<w:hdr xmlns:wpc="http://schemas.microsoft.com/office/word/2010/wordprocessingCanvas" xmlns:cx="http://schemas.microsoft.com/office/drawing/2014/chartex" xmlns:cx1="http://schemas.microsoft.com/office/drawing/2015/9/8/chartex" xmlns:cx2="http://schemas.microsoft.com/office/drawing/2015/10/21/chartex" xmlns:cx3="http://schemas.microsoft.com/office/drawing/2016/5/9/chartex" xmlns:cx4="http://schemas.microsoft.com/office/drawing/2016/5/10/chartex" xmlns:cx5="http://schemas.microsoft.com/office/drawing/2016/5/11/chartex" xmlns:cx6="http://schemas.microsoft.com/office/drawing/2016/5/12/chartex" xmlns:cx7="http://schemas.microsoft.com/office/drawing/2016/5/13/chartex" xmlns:cx8="http://schemas.microsoft.com/office/drawing/2016/5/14/chartex" xmlns:mc="http://schemas.openxmlformats.org/markup-compatibility/2006" xmlns:aink="http://schemas.microsoft.com/office/drawing/2016/ink" xmlns:am3d="http://schemas.microsoft.com/office/drawing/2017/model3d" xmlns:o="urn:schemas-microsoft-com:office:office" xmlns:oel="http://schemas.microsoft.com/office/2019/extlst" xmlns:r="http://schemas.openxmlformats.org/officeDocument/2006/relationships" xmlns:m="http://schemas.openxmlformats.org/officeDocument/2006/math" xmlns:v="urn:schemas-microsoft-com:vml" xmlns:wp14="http://schemas.microsoft.com/office/word/2010/wordprocessingDrawing" xmlns:wp="http://schemas.openxmlformats.org/drawingml/2006/wordprocessingDrawing" xmlns:w10="urn:schemas-microsoft-com:office:word" xmlns:w="http://schemas.openxmlformats.org/wordprocessingml/2006/main" xmlns:w14="http://schemas.microsoft.com/office/word/2010/wordml" xmlns:w15="http://schemas.microsoft.com/office/word/2012/wordml" xmlns:w16cex="http://schemas.microsoft.com/office/word/2018/wordml/cex" xmlns:w16cid="http://schemas.microsoft.com/office/word/2016/wordml/cid" xmlns:w16="http://schemas.microsoft.com/office/word/2018/wordml" xmlns:w16du="http://schemas.microsoft.com/office/word/2023/wordml/word16du" xmlns:w16sdtdh="http://schemas.microsoft.com/office/word/2020/wordml/sdtdatahash" xmlns:w16sdtfl="http://schemas.microsoft.com/office/word/2024/wordml/sdtformatlock" xmlns:w16se="http://schemas.microsoft.com/office/word/2015/wordml/symex" xmlns:wpg="http://schemas.microsoft.com/office/word/2010/wordprocessingGroup" xmlns:wpi="http://schemas.microsoft.com/office/word/2010/wordprocessingInk" xmlns:wne="http://schemas.microsoft.com/office/word/2006/wordml" xmlns:wps="http://schemas.microsoft.com/office/word/2010/wordprocessingShape" mc:Ignorable="w14 w15 w16se w16cid w16 w16cex w16sdtdh w16sdtfl w16du wp14">
   <w:p/>
 </w:hdr>
 </file>
 
 <file path=word/numbering.xml><?xml version="1.0" encoding="utf-8"?>
-<w:numbering xmlns:wpc="http://schemas.microsoft.com/office/word/2010/wordprocessingCanvas" xmlns:cx="http://schemas.microsoft.com/office/drawing/2014/chartex" xmlns:cx1="http://schemas.microsoft.com/office/drawing/2015/9/8/chartex" xmlns:mc="http://schemas.openxmlformats.org/markup-compatibility/2006" xmlns:o="urn:schemas-microsoft-com:office:office" xmlns:r="http://schemas.openxmlformats.org/officeDocument/2006/relationships" xmlns:m="http://schemas.openxmlformats.org/officeDocument/2006/math" xmlns:v="urn:schemas-microsoft-com:vml" xmlns:wp14="http://schemas.microsoft.com/office/word/2010/wordprocessingDrawing" xmlns:wp="http://schemas.openxmlformats.org/drawingml/2006/wordprocessingDrawing" xmlns:w10="urn:schemas-microsoft-com:office:word" xmlns:w="http://schemas.openxmlformats.org/wordprocessingml/2006/main" xmlns:w14="http://schemas.microsoft.com/office/word/2010/wordml" xmlns:w15="http://schemas.microsoft.com/office/word/2012/wordml" xmlns:w16se="http://schemas.microsoft.com/office/word/2015/wordml/symex" xmlns:wpg="http://schemas.microsoft.com/office/word/2010/wordprocessingGroup" xmlns:wpi="http://schemas.microsoft.com/office/word/2010/wordprocessingInk" xmlns:wne="http://schemas.microsoft.com/office/word/2006/wordml" xmlns:wps="http://schemas.microsoft.com/office/word/2010/wordprocessingShape" mc:Ignorable="w14 w15 w16se wp14">
+<w:numbering xmlns:wpc="http://schemas.microsoft.com/office/word/2010/wordprocessingCanvas" xmlns:cx="http://schemas.microsoft.com/office/drawing/2014/chartex" xmlns:cx1="http://schemas.microsoft.com/office/drawing/2015/9/8/chartex" xmlns:cx2="http://schemas.microsoft.com/office/drawing/2015/10/21/chartex" xmlns:cx3="http://schemas.microsoft.com/office/drawing/2016/5/9/chartex" xmlns:cx4="http://schemas.microsoft.com/office/drawing/2016/5/10/chartex" xmlns:cx5="http://schemas.microsoft.com/office/drawing/2016/5/11/chartex" xmlns:cx6="http://schemas.microsoft.com/office/drawing/2016/5/12/chartex" xmlns:cx7="http://schemas.microsoft.com/office/drawing/2016/5/13/chartex" xmlns:cx8="http://schemas.microsoft.com/office/drawing/2016/5/14/chartex" xmlns:mc="http://schemas.openxmlformats.org/markup-compatibility/2006" xmlns:aink="http://schemas.microsoft.com/office/drawing/2016/ink" xmlns:am3d="http://schemas.microsoft.com/office/drawing/2017/model3d" xmlns:o="urn:schemas-microsoft-com:office:office" xmlns:oel="http://schemas.microsoft.com/office/2019/extlst" xmlns:r="http://schemas.openxmlformats.org/officeDocument/2006/relationships" xmlns:m="http://schemas.openxmlformats.org/officeDocument/2006/math" xmlns:v="urn:schemas-microsoft-com:vml" xmlns:wp14="http://schemas.microsoft.com/office/word/2010/wordprocessingDrawing" xmlns:wp="http://schemas.openxmlformats.org/drawingml/2006/wordprocessingDrawing" xmlns:w10="urn:schemas-microsoft-com:office:word" xmlns:w="http://schemas.openxmlformats.org/wordprocessingml/2006/main" xmlns:w14="http://schemas.microsoft.com/office/word/2010/wordml" xmlns:w15="http://schemas.microsoft.com/office/word/2012/wordml" xmlns:w16cex="http://schemas.microsoft.com/office/word/2018/wordml/cex" xmlns:w16cid="http://schemas.microsoft.com/office/word/2016/wordml/cid" xmlns:w16="http://schemas.microsoft.com/office/word/2018/wordml" xmlns:w16du="http://schemas.microsoft.com/office/word/2023/wordml/word16du" xmlns:w16sdtdh="http://schemas.microsoft.com/office/word/2020/wordml/sdtdatahash" xmlns:w16sdtfl="http://schemas.microsoft.com/office/word/2024/wordml/sdtformatlock" xmlns:w16se="http://schemas.microsoft.com/office/word/2015/wordml/symex" xmlns:wpg="http://schemas.microsoft.com/office/word/2010/wordprocessingGroup" xmlns:wpi="http://schemas.microsoft.com/office/word/2010/wordprocessingInk" xmlns:wne="http://schemas.microsoft.com/office/word/2006/wordml" xmlns:wps="http://schemas.microsoft.com/office/word/2010/wordprocessingShape" mc:Ignorable="w14 w15 w16se w16cid w16 w16cex w16sdtdh w16sdtfl w16du wp14">
   <w:abstractNum w:abstractNumId="0" w15:restartNumberingAfterBreak="0">
     <w:nsid w:val="2EB414B8"/>
     <w:multiLevelType w:val="singleLevel"/>
@@ -1146,14 +1207,14 @@
       <w:lvlJc w:val="left"/>
     </w:lvl>
   </w:abstractNum>
-  <w:num w:numId="1">
+  <w:num w:numId="1" w16cid:durableId="1090273227">
     <w:abstractNumId w:val="0"/>
   </w:num>
 </w:numbering>
 </file>
 
 <file path=word/styles.xml><?xml version="1.0" encoding="utf-8"?>
-<w:styles xmlns:mc="http://schemas.openxmlformats.org/markup-compatibility/2006" xmlns:r="http://schemas.openxmlformats.org/officeDocument/2006/relationships" xmlns:w="http://schemas.openxmlformats.org/wordprocessingml/2006/main" xmlns:w14="http://schemas.microsoft.com/office/word/2010/wordml" xmlns:w15="http://schemas.microsoft.com/office/word/2012/wordml" xmlns:w16se="http://schemas.microsoft.com/office/word/2015/wordml/symex" mc:Ignorable="w14 w15 w16se">
+<w:styles xmlns:mc="http://schemas.openxmlformats.org/markup-compatibility/2006" xmlns:r="http://schemas.openxmlformats.org/officeDocument/2006/relationships" xmlns:w="http://schemas.openxmlformats.org/wordprocessingml/2006/main" xmlns:w14="http://schemas.microsoft.com/office/word/2010/wordml" xmlns:w15="http://schemas.microsoft.com/office/word/2012/wordml" xmlns:w16cex="http://schemas.microsoft.com/office/word/2018/wordml/cex" xmlns:w16cid="http://schemas.microsoft.com/office/word/2016/wordml/cid" xmlns:w16="http://schemas.microsoft.com/office/word/2018/wordml" xmlns:w16du="http://schemas.microsoft.com/office/word/2023/wordml/word16du" xmlns:w16sdtdh="http://schemas.microsoft.com/office/word/2020/wordml/sdtdatahash" xmlns:w16sdtfl="http://schemas.microsoft.com/office/word/2024/wordml/sdtformatlock" xmlns:w16se="http://schemas.microsoft.com/office/word/2015/wordml/symex" mc:Ignorable="w14 w15 w16se w16cid w16 w16cex w16sdtdh w16sdtfl w16du">
   <w:docDefaults>
     <w:rPrDefault>
       <w:rPr>
@@ -1163,7 +1224,7 @@
     </w:rPrDefault>
     <w:pPrDefault/>
   </w:docDefaults>
-  <w:latentStyles w:defLockedState="0" w:defUIPriority="99" w:defSemiHidden="0" w:defUnhideWhenUsed="0" w:defQFormat="0" w:count="371">
+  <w:latentStyles w:defLockedState="0" w:defUIPriority="99" w:defSemiHidden="0" w:defUnhideWhenUsed="0" w:defQFormat="0" w:count="376">
     <w:lsdException w:name="Normal" w:uiPriority="0" w:qFormat="1"/>
     <w:lsdException w:name="heading 1" w:uiPriority="9" w:qFormat="1"/>
     <w:lsdException w:name="heading 2" w:semiHidden="1" w:uiPriority="9" w:unhideWhenUsed="1" w:qFormat="1"/>
@@ -1532,6 +1593,11 @@
     <w:lsdException w:name="List Table 5 Dark Accent 6" w:uiPriority="50"/>
     <w:lsdException w:name="List Table 6 Colorful Accent 6" w:uiPriority="51"/>
     <w:lsdException w:name="List Table 7 Colorful Accent 6" w:uiPriority="52"/>
+    <w:lsdException w:name="Mention" w:semiHidden="1" w:unhideWhenUsed="1"/>
+    <w:lsdException w:name="Smart Hyperlink" w:semiHidden="1" w:unhideWhenUsed="1"/>
+    <w:lsdException w:name="Hashtag" w:semiHidden="1" w:unhideWhenUsed="1"/>
+    <w:lsdException w:name="Unresolved Mention" w:semiHidden="1" w:unhideWhenUsed="1"/>
+    <w:lsdException w:name="Smart Link" w:semiHidden="1" w:unhideWhenUsed="1"/>
   </w:latentStyles>
   <w:style w:type="paragraph" w:default="1" w:styleId="Normal">
     <w:name w:val="Normal"/>
